--- a/Lect-01-Introducion-to-dart/Assignment 1 Smartphones programming.docx
+++ b/Lect-01-Introducion-to-dart/Assignment 1 Smartphones programming.docx
@@ -453,9 +453,62 @@
       <w:pPr>
         <w:pStyle w:val="BodyText"/>
         <w:jc w:val="center"/>
-      </w:pPr>
-      <w:r>
-        <w:t xml:space="preserve">                                                                                   </w:t>
+        <w:rPr>
+          <w:b/>
+          <w:bCs/>
+        </w:rPr>
+      </w:pPr>
+      <w:hyperlink r:id="rId6" w:history="1">
+        <w:r>
+          <w:rPr>
+            <w:rStyle w:val="Hyperlink"/>
+            <w:b/>
+            <w:bCs/>
+            <w:color w:val="156082" w:themeColor="accent1"/>
+            <w:sz w:val="26"/>
+            <w:szCs w:val="28"/>
+          </w:rPr>
+          <w:t xml:space="preserve">Link to </w:t>
+        </w:r>
+        <w:proofErr w:type="spellStart"/>
+        <w:r>
+          <w:rPr>
+            <w:rStyle w:val="Hyperlink"/>
+            <w:b/>
+            <w:bCs/>
+            <w:color w:val="156082" w:themeColor="accent1"/>
+            <w:sz w:val="26"/>
+            <w:szCs w:val="28"/>
+          </w:rPr>
+          <w:t>Github</w:t>
+        </w:r>
+        <w:proofErr w:type="spellEnd"/>
+        <w:r>
+          <w:rPr>
+            <w:rStyle w:val="Hyperlink"/>
+            <w:b/>
+            <w:bCs/>
+            <w:color w:val="156082" w:themeColor="accent1"/>
+            <w:sz w:val="26"/>
+            <w:szCs w:val="28"/>
+          </w:rPr>
+          <w:t xml:space="preserve"> </w:t>
+        </w:r>
+        <w:r>
+          <w:rPr>
+            <w:rStyle w:val="Hyperlink"/>
+            <w:b/>
+            <w:bCs/>
+          </w:rPr>
+          <w:t xml:space="preserve">                                                                                  </w:t>
+        </w:r>
+      </w:hyperlink>
+      <w:r>
+        <w:rPr>
+          <w:b/>
+          <w:bCs/>
+        </w:rPr>
+        <w:t xml:space="preserve"> </w:t>
       </w:r>
     </w:p>
     <w:p>
@@ -602,7 +655,7 @@
                     <pic:cNvPicPr/>
                   </pic:nvPicPr>
                   <pic:blipFill>
-                    <a:blip r:embed="rId6"/>
+                    <a:blip r:embed="rId7"/>
                     <a:stretch>
                       <a:fillRect/>
                     </a:stretch>
@@ -656,6 +709,9 @@
         <w:pStyle w:val="BodyText"/>
       </w:pPr>
       <w:r>
+        <w:rPr>
+          <w:noProof/>
+        </w:rPr>
         <w:drawing>
           <wp:inline distT="0" distB="0" distL="0" distR="0" wp14:anchorId="2C50306F" wp14:editId="2B7ED903">
             <wp:extent cx="6332220" cy="889000"/>
@@ -672,7 +728,7 @@
                     <pic:cNvPicPr/>
                   </pic:nvPicPr>
                   <pic:blipFill>
-                    <a:blip r:embed="rId7"/>
+                    <a:blip r:embed="rId8"/>
                     <a:stretch>
                       <a:fillRect/>
                     </a:stretch>
@@ -753,6 +809,7 @@
         <w:rPr>
           <w:b/>
           <w:bCs/>
+          <w:noProof/>
           <w:color w:val="4EA72E" w:themeColor="accent6"/>
         </w:rPr>
         <w:drawing>
@@ -787,7 +844,7 @@
                     <pic:cNvPicPr/>
                   </pic:nvPicPr>
                   <pic:blipFill>
-                    <a:blip r:embed="rId8">
+                    <a:blip r:embed="rId9">
                       <a:extLst>
                         <a:ext uri="{28A0092B-C50C-407E-A947-70E740481C1C}">
                           <a14:useLocalDpi xmlns:a14="http://schemas.microsoft.com/office/drawing/2010/main" val="0"/>
@@ -977,6 +1034,9 @@
         <w:pStyle w:val="BodyText"/>
       </w:pPr>
       <w:r>
+        <w:rPr>
+          <w:noProof/>
+        </w:rPr>
         <w:drawing>
           <wp:inline distT="0" distB="0" distL="0" distR="0" wp14:anchorId="64DD1466" wp14:editId="25C605C8">
             <wp:extent cx="6332220" cy="1185545"/>
@@ -993,7 +1053,7 @@
                     <pic:cNvPicPr/>
                   </pic:nvPicPr>
                   <pic:blipFill>
-                    <a:blip r:embed="rId9"/>
+                    <a:blip r:embed="rId10"/>
                     <a:stretch>
                       <a:fillRect/>
                     </a:stretch>
@@ -1088,6 +1148,7 @@
         <w:rPr>
           <w:b/>
           <w:bCs/>
+          <w:noProof/>
           <w:color w:val="4EA72E" w:themeColor="accent6"/>
         </w:rPr>
         <w:drawing>
@@ -1122,7 +1183,7 @@
                     <pic:cNvPicPr/>
                   </pic:nvPicPr>
                   <pic:blipFill>
-                    <a:blip r:embed="rId10">
+                    <a:blip r:embed="rId11">
                       <a:extLst>
                         <a:ext uri="{28A0092B-C50C-407E-A947-70E740481C1C}">
                           <a14:useLocalDpi xmlns:a14="http://schemas.microsoft.com/office/drawing/2010/main" val="0"/>
@@ -1308,6 +1369,7 @@
         <w:rPr>
           <w:b/>
           <w:bCs/>
+          <w:noProof/>
           <w:color w:val="4EA72E" w:themeColor="accent6"/>
         </w:rPr>
         <w:drawing>
@@ -1326,7 +1388,7 @@
                     <pic:cNvPicPr/>
                   </pic:nvPicPr>
                   <pic:blipFill>
-                    <a:blip r:embed="rId11"/>
+                    <a:blip r:embed="rId12"/>
                     <a:stretch>
                       <a:fillRect/>
                     </a:stretch>
@@ -1480,6 +1542,7 @@
         <w:rPr>
           <w:b/>
           <w:bCs/>
+          <w:noProof/>
           <w:color w:val="4EA72E" w:themeColor="accent6"/>
         </w:rPr>
         <w:drawing>
@@ -1498,7 +1561,7 @@
                     <pic:cNvPicPr/>
                   </pic:nvPicPr>
                   <pic:blipFill>
-                    <a:blip r:embed="rId12"/>
+                    <a:blip r:embed="rId13"/>
                     <a:stretch>
                       <a:fillRect/>
                     </a:stretch>
@@ -1554,6 +1617,7 @@
         <w:rPr>
           <w:b/>
           <w:bCs/>
+          <w:noProof/>
           <w:color w:val="4EA72E" w:themeColor="accent6"/>
         </w:rPr>
         <w:drawing>
@@ -1572,7 +1636,7 @@
                     <pic:cNvPicPr/>
                   </pic:nvPicPr>
                   <pic:blipFill>
-                    <a:blip r:embed="rId13"/>
+                    <a:blip r:embed="rId14"/>
                     <a:stretch>
                       <a:fillRect/>
                     </a:stretch>
@@ -1766,6 +1830,7 @@
         <w:rPr>
           <w:b/>
           <w:bCs/>
+          <w:noProof/>
           <w:color w:val="4EA72E" w:themeColor="accent6"/>
         </w:rPr>
         <w:drawing>
@@ -1784,7 +1849,7 @@
                     <pic:cNvPicPr/>
                   </pic:nvPicPr>
                   <pic:blipFill>
-                    <a:blip r:embed="rId14"/>
+                    <a:blip r:embed="rId15"/>
                     <a:stretch>
                       <a:fillRect/>
                     </a:stretch>
@@ -1840,6 +1905,7 @@
         <w:rPr>
           <w:b/>
           <w:bCs/>
+          <w:noProof/>
           <w:color w:val="4EA72E" w:themeColor="accent6"/>
         </w:rPr>
         <w:drawing>
@@ -1858,7 +1924,7 @@
                     <pic:cNvPicPr/>
                   </pic:nvPicPr>
                   <pic:blipFill>
-                    <a:blip r:embed="rId15"/>
+                    <a:blip r:embed="rId16"/>
                     <a:stretch>
                       <a:fillRect/>
                     </a:stretch>
@@ -2062,6 +2128,7 @@
         <w:rPr>
           <w:b/>
           <w:bCs/>
+          <w:noProof/>
           <w:color w:val="4EA72E" w:themeColor="accent6"/>
         </w:rPr>
         <w:drawing>
@@ -2080,7 +2147,7 @@
                     <pic:cNvPicPr/>
                   </pic:nvPicPr>
                   <pic:blipFill>
-                    <a:blip r:embed="rId16"/>
+                    <a:blip r:embed="rId17"/>
                     <a:stretch>
                       <a:fillRect/>
                     </a:stretch>
@@ -2146,6 +2213,7 @@
         <w:rPr>
           <w:b/>
           <w:bCs/>
+          <w:noProof/>
           <w:color w:val="4EA72E" w:themeColor="accent6"/>
         </w:rPr>
         <w:drawing>
@@ -2164,7 +2232,7 @@
                     <pic:cNvPicPr/>
                   </pic:nvPicPr>
                   <pic:blipFill>
-                    <a:blip r:embed="rId17"/>
+                    <a:blip r:embed="rId18"/>
                     <a:stretch>
                       <a:fillRect/>
                     </a:stretch>
@@ -2287,6 +2355,7 @@
         <w:rPr>
           <w:b/>
           <w:bCs/>
+          <w:noProof/>
           <w:color w:val="4EA72E" w:themeColor="accent6"/>
         </w:rPr>
         <w:drawing>
@@ -2305,7 +2374,7 @@
                     <pic:cNvPicPr/>
                   </pic:nvPicPr>
                   <pic:blipFill>
-                    <a:blip r:embed="rId18"/>
+                    <a:blip r:embed="rId19"/>
                     <a:stretch>
                       <a:fillRect/>
                     </a:stretch>
@@ -2371,6 +2440,7 @@
         <w:rPr>
           <w:b/>
           <w:bCs/>
+          <w:noProof/>
           <w:color w:val="4EA72E" w:themeColor="accent6"/>
         </w:rPr>
         <w:drawing>
@@ -2389,7 +2459,7 @@
                     <pic:cNvPicPr/>
                   </pic:nvPicPr>
                   <pic:blipFill>
-                    <a:blip r:embed="rId19"/>
+                    <a:blip r:embed="rId20"/>
                     <a:stretch>
                       <a:fillRect/>
                     </a:stretch>
@@ -2512,6 +2582,7 @@
         <w:rPr>
           <w:b/>
           <w:bCs/>
+          <w:noProof/>
           <w:color w:val="4EA72E" w:themeColor="accent6"/>
         </w:rPr>
         <w:drawing>
@@ -2530,7 +2601,7 @@
                     <pic:cNvPicPr/>
                   </pic:nvPicPr>
                   <pic:blipFill>
-                    <a:blip r:embed="rId20"/>
+                    <a:blip r:embed="rId21"/>
                     <a:stretch>
                       <a:fillRect/>
                     </a:stretch>
@@ -2596,6 +2667,7 @@
         <w:rPr>
           <w:b/>
           <w:bCs/>
+          <w:noProof/>
           <w:color w:val="4EA72E" w:themeColor="accent6"/>
         </w:rPr>
         <w:drawing>
@@ -2614,7 +2686,7 @@
                     <pic:cNvPicPr/>
                   </pic:nvPicPr>
                   <pic:blipFill>
-                    <a:blip r:embed="rId21"/>
+                    <a:blip r:embed="rId22"/>
                     <a:stretch>
                       <a:fillRect/>
                     </a:stretch>
@@ -2709,6 +2781,7 @@
         <w:rPr>
           <w:b/>
           <w:bCs/>
+          <w:noProof/>
           <w:color w:val="4EA72E" w:themeColor="accent6"/>
         </w:rPr>
         <w:drawing>
@@ -2743,7 +2816,7 @@
                     <pic:cNvPicPr/>
                   </pic:nvPicPr>
                   <pic:blipFill>
-                    <a:blip r:embed="rId22">
+                    <a:blip r:embed="rId23">
                       <a:extLst>
                         <a:ext uri="{28A0092B-C50C-407E-A947-70E740481C1C}">
                           <a14:useLocalDpi xmlns:a14="http://schemas.microsoft.com/office/drawing/2010/main" val="0"/>
@@ -2840,6 +2913,7 @@
         <w:rPr>
           <w:b/>
           <w:bCs/>
+          <w:noProof/>
           <w:color w:val="4EA72E" w:themeColor="accent6"/>
         </w:rPr>
         <w:drawing>
@@ -2858,7 +2932,7 @@
                     <pic:cNvPicPr/>
                   </pic:nvPicPr>
                   <pic:blipFill>
-                    <a:blip r:embed="rId23"/>
+                    <a:blip r:embed="rId24"/>
                     <a:stretch>
                       <a:fillRect/>
                     </a:stretch>
@@ -2971,6 +3045,7 @@
         <w:rPr>
           <w:b/>
           <w:bCs/>
+          <w:noProof/>
           <w:color w:val="4EA72E" w:themeColor="accent6"/>
         </w:rPr>
         <w:drawing>
@@ -2989,7 +3064,7 @@
                     <pic:cNvPicPr/>
                   </pic:nvPicPr>
                   <pic:blipFill>
-                    <a:blip r:embed="rId24"/>
+                    <a:blip r:embed="rId25"/>
                     <a:stretch>
                       <a:fillRect/>
                     </a:stretch>
@@ -3045,6 +3120,7 @@
         <w:rPr>
           <w:b/>
           <w:bCs/>
+          <w:noProof/>
           <w:color w:val="4EA72E" w:themeColor="accent6"/>
         </w:rPr>
         <w:drawing>
@@ -3063,7 +3139,7 @@
                     <pic:cNvPicPr/>
                   </pic:nvPicPr>
                   <pic:blipFill>
-                    <a:blip r:embed="rId25"/>
+                    <a:blip r:embed="rId26"/>
                     <a:stretch>
                       <a:fillRect/>
                     </a:stretch>
@@ -3267,6 +3343,7 @@
         <w:rPr>
           <w:b/>
           <w:bCs/>
+          <w:noProof/>
           <w:color w:val="4EA72E" w:themeColor="accent6"/>
         </w:rPr>
         <w:drawing>
@@ -3285,7 +3362,7 @@
                     <pic:cNvPicPr/>
                   </pic:nvPicPr>
                   <pic:blipFill>
-                    <a:blip r:embed="rId26"/>
+                    <a:blip r:embed="rId27"/>
                     <a:stretch>
                       <a:fillRect/>
                     </a:stretch>
@@ -3341,6 +3418,7 @@
         <w:rPr>
           <w:b/>
           <w:bCs/>
+          <w:noProof/>
           <w:color w:val="4EA72E" w:themeColor="accent6"/>
         </w:rPr>
         <w:drawing>
@@ -3359,7 +3437,7 @@
                     <pic:cNvPicPr/>
                   </pic:nvPicPr>
                   <pic:blipFill>
-                    <a:blip r:embed="rId27"/>
+                    <a:blip r:embed="rId28"/>
                     <a:stretch>
                       <a:fillRect/>
                     </a:stretch>
@@ -3548,6 +3626,7 @@
         <w:rPr>
           <w:b/>
           <w:bCs/>
+          <w:noProof/>
           <w:color w:val="4EA72E" w:themeColor="accent6"/>
         </w:rPr>
         <w:drawing>
@@ -3566,7 +3645,7 @@
                     <pic:cNvPicPr/>
                   </pic:nvPicPr>
                   <pic:blipFill>
-                    <a:blip r:embed="rId28"/>
+                    <a:blip r:embed="rId29"/>
                     <a:stretch>
                       <a:fillRect/>
                     </a:stretch>
@@ -3622,6 +3701,7 @@
         <w:rPr>
           <w:b/>
           <w:bCs/>
+          <w:noProof/>
           <w:color w:val="4EA72E" w:themeColor="accent6"/>
         </w:rPr>
         <w:drawing>
@@ -3640,7 +3720,7 @@
                     <pic:cNvPicPr/>
                   </pic:nvPicPr>
                   <pic:blipFill>
-                    <a:blip r:embed="rId29"/>
+                    <a:blip r:embed="rId30"/>
                     <a:stretch>
                       <a:fillRect/>
                     </a:stretch>
@@ -3746,7 +3826,7 @@
         <v:path o:extrusionok="f" gradientshapeok="t" o:connecttype="rect"/>
         <o:lock v:ext="edit" aspectratio="t"/>
       </v:shapetype>
-      <v:shape id="_x0000_i1093" type="#_x0000_t75" style="width:11.4pt;height:11.4pt" o:bullet="t">
+      <v:shape id="_x0000_i1102" type="#_x0000_t75" style="width:11.4pt;height:11.4pt" o:bullet="t">
         <v:imagedata r:id="rId1" o:title="mso4D55"/>
       </v:shape>
     </w:pict>
@@ -5476,6 +5556,7 @@
   <w:style w:type="character" w:default="1" w:styleId="DefaultParagraphFont">
     <w:name w:val="Default Paragraph Font"/>
     <w:uiPriority w:val="1"/>
+    <w:semiHidden/>
     <w:unhideWhenUsed/>
   </w:style>
   <w:style w:type="table" w:default="1" w:styleId="TableNormal">
@@ -5648,6 +5729,29 @@
       <w:ind w:left="720"/>
       <w:contextualSpacing/>
     </w:pPr>
+  </w:style>
+  <w:style w:type="character" w:styleId="Hyperlink">
+    <w:name w:val="Hyperlink"/>
+    <w:basedOn w:val="DefaultParagraphFont"/>
+    <w:uiPriority w:val="99"/>
+    <w:unhideWhenUsed/>
+    <w:rsid w:val="005C6618"/>
+    <w:rPr>
+      <w:color w:val="467886" w:themeColor="hyperlink"/>
+      <w:u w:val="single"/>
+    </w:rPr>
+  </w:style>
+  <w:style w:type="character" w:styleId="UnresolvedMention">
+    <w:name w:val="Unresolved Mention"/>
+    <w:basedOn w:val="DefaultParagraphFont"/>
+    <w:uiPriority w:val="99"/>
+    <w:semiHidden/>
+    <w:unhideWhenUsed/>
+    <w:rsid w:val="005C6618"/>
+    <w:rPr>
+      <w:color w:val="605E5C"/>
+      <w:shd w:val="clear" w:color="auto" w:fill="E1DFDD"/>
+    </w:rPr>
   </w:style>
 </w:styles>
 </file>
